--- a/outputs/Ticarium365-Yatirimci-Sunumu.docx
+++ b/outputs/Ticarium365-Yatirimci-Sunumu.docx
@@ -3008,7 +3008,7 @@
           <w:sz w:val="48"/>
           <w:szCs w:val="48"/>
         </w:rPr>
-        <w:t xml:space="preserve">Rakiplere Karşı Moat</w:t>
+        <w:t xml:space="preserve">Kategori Bazlı Rekabet ve Moat</w:t>
       </w:r>
     </w:p>
     <w:p>
@@ -3024,7 +3024,7 @@
           <w:sz w:val="28"/>
           <w:szCs w:val="28"/>
         </w:rPr>
-        <w:t xml:space="preserve">Pazardaki çözümlerin hiçbiri dört avantajı bir arada sunmuyor.</w:t>
+        <w:t xml:space="preserve">Pazarda birebir muadil yok. Rekabet beş ayrı yazılım kategorisinden geliyor; hiçbiri tek başına yetmiyor.</w:t>
       </w:r>
     </w:p>
     <w:tbl>
@@ -3043,6 +3043,10 @@
         <w:gridCol w:w="100"/>
         <w:gridCol w:w="100"/>
         <w:gridCol w:w="100"/>
+        <w:gridCol w:w="100"/>
+        <w:gridCol w:w="100"/>
+        <w:gridCol w:w="100"/>
+        <w:gridCol w:w="100"/>
       </w:tblGrid>
       <w:tr>
         <w:trPr>
@@ -3098,7 +3102,7 @@
                 <w:sz w:val="20"/>
                 <w:szCs w:val="20"/>
               </w:rPr>
-              <w:t xml:space="preserve">Pazardaki Tipik Çözüm</w:t>
+              <w:t xml:space="preserve">Ön Muh. SaaS</w:t>
             </w:r>
           </w:p>
         </w:tc>
@@ -3125,7 +3129,115 @@
                 <w:sz w:val="20"/>
                 <w:szCs w:val="20"/>
               </w:rPr>
-              <w:t xml:space="preserve">Ticarium365 Avantajı</w:t>
+              <w:t xml:space="preserve">Geleneksel ERP</w:t>
+            </w:r>
+          </w:p>
+        </w:tc>
+        <w:tc>
+          <w:tcPr>
+            <w:shd w:fill="F1F5F9" w:color="auto" w:val="clear"/>
+            <w:tcMar>
+              <w:top w:type="dxa" w:w="100"/>
+              <w:left w:type="dxa" w:w="140"/>
+              <w:bottom w:type="dxa" w:w="100"/>
+              <w:right w:type="dxa" w:w="140"/>
+            </w:tcMar>
+          </w:tcPr>
+          <w:p>
+            <w:pPr>
+              <w:jc w:val="center"/>
+            </w:pPr>
+            <w:r>
+              <w:rPr>
+                <w:rFonts w:ascii="Calibri" w:cs="Calibri" w:eastAsia="Calibri" w:hAnsi="Calibri"/>
+                <w:b/>
+                <w:bCs/>
+                <w:color w:val="0F172A"/>
+                <w:sz w:val="20"/>
+                <w:szCs w:val="20"/>
+              </w:rPr>
+              <w:t xml:space="preserve">Pazaryeri Aracı</w:t>
+            </w:r>
+          </w:p>
+        </w:tc>
+        <w:tc>
+          <w:tcPr>
+            <w:shd w:fill="F1F5F9" w:color="auto" w:val="clear"/>
+            <w:tcMar>
+              <w:top w:type="dxa" w:w="100"/>
+              <w:left w:type="dxa" w:w="140"/>
+              <w:bottom w:type="dxa" w:w="100"/>
+              <w:right w:type="dxa" w:w="140"/>
+            </w:tcMar>
+          </w:tcPr>
+          <w:p>
+            <w:pPr>
+              <w:jc w:val="center"/>
+            </w:pPr>
+            <w:r>
+              <w:rPr>
+                <w:rFonts w:ascii="Calibri" w:cs="Calibri" w:eastAsia="Calibri" w:hAnsi="Calibri"/>
+                <w:b/>
+                <w:bCs/>
+                <w:color w:val="0F172A"/>
+                <w:sz w:val="20"/>
+                <w:szCs w:val="20"/>
+              </w:rPr>
+              <w:t xml:space="preserve">POS Yazılımı</w:t>
+            </w:r>
+          </w:p>
+        </w:tc>
+        <w:tc>
+          <w:tcPr>
+            <w:shd w:fill="F1F5F9" w:color="auto" w:val="clear"/>
+            <w:tcMar>
+              <w:top w:type="dxa" w:w="100"/>
+              <w:left w:type="dxa" w:w="140"/>
+              <w:bottom w:type="dxa" w:w="100"/>
+              <w:right w:type="dxa" w:w="140"/>
+            </w:tcMar>
+          </w:tcPr>
+          <w:p>
+            <w:pPr>
+              <w:jc w:val="center"/>
+            </w:pPr>
+            <w:r>
+              <w:rPr>
+                <w:rFonts w:ascii="Calibri" w:cs="Calibri" w:eastAsia="Calibri" w:hAnsi="Calibri"/>
+                <w:b/>
+                <w:bCs/>
+                <w:color w:val="0F172A"/>
+                <w:sz w:val="20"/>
+                <w:szCs w:val="20"/>
+              </w:rPr>
+              <w:t xml:space="preserve">Niş SaaS</w:t>
+            </w:r>
+          </w:p>
+        </w:tc>
+        <w:tc>
+          <w:tcPr>
+            <w:shd w:fill="F1F5F9" w:color="auto" w:val="clear"/>
+            <w:tcMar>
+              <w:top w:type="dxa" w:w="100"/>
+              <w:left w:type="dxa" w:w="140"/>
+              <w:bottom w:type="dxa" w:w="100"/>
+              <w:right w:type="dxa" w:w="140"/>
+            </w:tcMar>
+          </w:tcPr>
+          <w:p>
+            <w:pPr>
+              <w:jc w:val="center"/>
+            </w:pPr>
+            <w:r>
+              <w:rPr>
+                <w:rFonts w:ascii="Calibri" w:cs="Calibri" w:eastAsia="Calibri" w:hAnsi="Calibri"/>
+                <w:b/>
+                <w:bCs/>
+                <w:color w:val="0F172A"/>
+                <w:sz w:val="20"/>
+                <w:szCs w:val="20"/>
+              </w:rPr>
+              <w:t xml:space="preserve">Ticarium365</w:t>
             </w:r>
           </w:p>
         </w:tc>
@@ -3147,59 +3259,157 @@
             <w:r>
               <w:rPr>
                 <w:rFonts w:ascii="Calibri" w:cs="Calibri" w:eastAsia="Calibri" w:hAnsi="Calibri"/>
-                <w:color w:val="0F172A"/>
-                <w:sz w:val="20"/>
-                <w:szCs w:val="20"/>
-              </w:rPr>
-              <w:t xml:space="preserve">Kapsam</w:t>
-            </w:r>
-          </w:p>
-        </w:tc>
-        <w:tc>
-          <w:tcPr>
-            <w:tcMar>
-              <w:top w:type="dxa" w:w="100"/>
-              <w:left w:type="dxa" w:w="140"/>
-              <w:bottom w:type="dxa" w:w="100"/>
-              <w:right w:type="dxa" w:w="140"/>
-            </w:tcMar>
-          </w:tcPr>
-          <w:p>
-            <w:pPr>
-              <w:jc w:val="right"/>
-            </w:pPr>
-            <w:r>
-              <w:rPr>
-                <w:rFonts w:ascii="Calibri" w:cs="Calibri" w:eastAsia="Calibri" w:hAnsi="Calibri"/>
-                <w:color w:val="0F172A"/>
-                <w:sz w:val="20"/>
-                <w:szCs w:val="20"/>
-              </w:rPr>
-              <w:t xml:space="preserve">Tek modülde derin, diğer modüllerde yok</w:t>
-            </w:r>
-          </w:p>
-        </w:tc>
-        <w:tc>
-          <w:tcPr>
-            <w:tcMar>
-              <w:top w:type="dxa" w:w="100"/>
-              <w:left w:type="dxa" w:w="140"/>
-              <w:bottom w:type="dxa" w:w="100"/>
-              <w:right w:type="dxa" w:w="140"/>
-            </w:tcMar>
-          </w:tcPr>
-          <w:p>
-            <w:pPr>
-              <w:jc w:val="right"/>
-            </w:pPr>
-            <w:r>
-              <w:rPr>
-                <w:rFonts w:ascii="Calibri" w:cs="Calibri" w:eastAsia="Calibri" w:hAnsi="Calibri"/>
-                <w:color w:val="0F172A"/>
-                <w:sz w:val="20"/>
-                <w:szCs w:val="20"/>
-              </w:rPr>
-              <w:t xml:space="preserve">Tek panelde 25+ modül entegre</w:t>
+                <w:b/>
+                <w:bCs/>
+                <w:color w:val="0F172A"/>
+                <w:sz w:val="20"/>
+                <w:szCs w:val="20"/>
+              </w:rPr>
+              <w:t xml:space="preserve">Hedef segment</w:t>
+            </w:r>
+          </w:p>
+        </w:tc>
+        <w:tc>
+          <w:tcPr>
+            <w:tcMar>
+              <w:top w:type="dxa" w:w="100"/>
+              <w:left w:type="dxa" w:w="140"/>
+              <w:bottom w:type="dxa" w:w="100"/>
+              <w:right w:type="dxa" w:w="140"/>
+            </w:tcMar>
+          </w:tcPr>
+          <w:p>
+            <w:pPr>
+              <w:jc w:val="right"/>
+            </w:pPr>
+            <w:r>
+              <w:rPr>
+                <w:rFonts w:ascii="Calibri" w:cs="Calibri" w:eastAsia="Calibri" w:hAnsi="Calibri"/>
+                <w:color w:val="0F172A"/>
+                <w:sz w:val="20"/>
+                <w:szCs w:val="20"/>
+              </w:rPr>
+              <w:t xml:space="preserve">KOBİ</w:t>
+            </w:r>
+          </w:p>
+        </w:tc>
+        <w:tc>
+          <w:tcPr>
+            <w:tcMar>
+              <w:top w:type="dxa" w:w="100"/>
+              <w:left w:type="dxa" w:w="140"/>
+              <w:bottom w:type="dxa" w:w="100"/>
+              <w:right w:type="dxa" w:w="140"/>
+            </w:tcMar>
+          </w:tcPr>
+          <w:p>
+            <w:pPr>
+              <w:jc w:val="right"/>
+            </w:pPr>
+            <w:r>
+              <w:rPr>
+                <w:rFonts w:ascii="Calibri" w:cs="Calibri" w:eastAsia="Calibri" w:hAnsi="Calibri"/>
+                <w:color w:val="0F172A"/>
+                <w:sz w:val="20"/>
+                <w:szCs w:val="20"/>
+              </w:rPr>
+              <w:t xml:space="preserve">Orta+Büyük</w:t>
+            </w:r>
+          </w:p>
+        </w:tc>
+        <w:tc>
+          <w:tcPr>
+            <w:tcMar>
+              <w:top w:type="dxa" w:w="100"/>
+              <w:left w:type="dxa" w:w="140"/>
+              <w:bottom w:type="dxa" w:w="100"/>
+              <w:right w:type="dxa" w:w="140"/>
+            </w:tcMar>
+          </w:tcPr>
+          <w:p>
+            <w:pPr>
+              <w:jc w:val="right"/>
+            </w:pPr>
+            <w:r>
+              <w:rPr>
+                <w:rFonts w:ascii="Calibri" w:cs="Calibri" w:eastAsia="Calibri" w:hAnsi="Calibri"/>
+                <w:color w:val="0F172A"/>
+                <w:sz w:val="20"/>
+                <w:szCs w:val="20"/>
+              </w:rPr>
+              <w:t xml:space="preserve">E-tic. satıcı</w:t>
+            </w:r>
+          </w:p>
+        </w:tc>
+        <w:tc>
+          <w:tcPr>
+            <w:tcMar>
+              <w:top w:type="dxa" w:w="100"/>
+              <w:left w:type="dxa" w:w="140"/>
+              <w:bottom w:type="dxa" w:w="100"/>
+              <w:right w:type="dxa" w:w="140"/>
+            </w:tcMar>
+          </w:tcPr>
+          <w:p>
+            <w:pPr>
+              <w:jc w:val="right"/>
+            </w:pPr>
+            <w:r>
+              <w:rPr>
+                <w:rFonts w:ascii="Calibri" w:cs="Calibri" w:eastAsia="Calibri" w:hAnsi="Calibri"/>
+                <w:color w:val="0F172A"/>
+                <w:sz w:val="20"/>
+                <w:szCs w:val="20"/>
+              </w:rPr>
+              <w:t xml:space="preserve">Mağaza/Şube</w:t>
+            </w:r>
+          </w:p>
+        </w:tc>
+        <w:tc>
+          <w:tcPr>
+            <w:tcMar>
+              <w:top w:type="dxa" w:w="100"/>
+              <w:left w:type="dxa" w:w="140"/>
+              <w:bottom w:type="dxa" w:w="100"/>
+              <w:right w:type="dxa" w:w="140"/>
+            </w:tcMar>
+          </w:tcPr>
+          <w:p>
+            <w:pPr>
+              <w:jc w:val="right"/>
+            </w:pPr>
+            <w:r>
+              <w:rPr>
+                <w:rFonts w:ascii="Calibri" w:cs="Calibri" w:eastAsia="Calibri" w:hAnsi="Calibri"/>
+                <w:color w:val="0F172A"/>
+                <w:sz w:val="20"/>
+                <w:szCs w:val="20"/>
+              </w:rPr>
+              <w:t xml:space="preserve">Niş</w:t>
+            </w:r>
+          </w:p>
+        </w:tc>
+        <w:tc>
+          <w:tcPr>
+            <w:tcMar>
+              <w:top w:type="dxa" w:w="100"/>
+              <w:left w:type="dxa" w:w="140"/>
+              <w:bottom w:type="dxa" w:w="100"/>
+              <w:right w:type="dxa" w:w="140"/>
+            </w:tcMar>
+          </w:tcPr>
+          <w:p>
+            <w:pPr>
+              <w:jc w:val="right"/>
+            </w:pPr>
+            <w:r>
+              <w:rPr>
+                <w:rFonts w:ascii="Calibri" w:cs="Calibri" w:eastAsia="Calibri" w:hAnsi="Calibri"/>
+                <w:color w:val="0F172A"/>
+                <w:sz w:val="20"/>
+                <w:szCs w:val="20"/>
+              </w:rPr>
+              <w:t xml:space="preserve">KOBİ + büyüyen orta</w:t>
             </w:r>
           </w:p>
         </w:tc>
@@ -3221,59 +3431,157 @@
             <w:r>
               <w:rPr>
                 <w:rFonts w:ascii="Calibri" w:cs="Calibri" w:eastAsia="Calibri" w:hAnsi="Calibri"/>
-                <w:color w:val="0F172A"/>
-                <w:sz w:val="20"/>
-                <w:szCs w:val="20"/>
-              </w:rPr>
-              <w:t xml:space="preserve">Kâr motoru</w:t>
-            </w:r>
-          </w:p>
-        </w:tc>
-        <w:tc>
-          <w:tcPr>
-            <w:tcMar>
-              <w:top w:type="dxa" w:w="100"/>
-              <w:left w:type="dxa" w:w="140"/>
-              <w:bottom w:type="dxa" w:w="100"/>
-              <w:right w:type="dxa" w:w="140"/>
-            </w:tcMar>
-          </w:tcPr>
-          <w:p>
-            <w:pPr>
-              <w:jc w:val="right"/>
-            </w:pPr>
-            <w:r>
-              <w:rPr>
-                <w:rFonts w:ascii="Calibri" w:cs="Calibri" w:eastAsia="Calibri" w:hAnsi="Calibri"/>
-                <w:color w:val="0F172A"/>
-                <w:sz w:val="20"/>
-                <w:szCs w:val="20"/>
-              </w:rPr>
-              <w:t xml:space="preserve">Sadece satış cirosu görünür</w:t>
-            </w:r>
-          </w:p>
-        </w:tc>
-        <w:tc>
-          <w:tcPr>
-            <w:tcMar>
-              <w:top w:type="dxa" w:w="100"/>
-              <w:left w:type="dxa" w:w="140"/>
-              <w:bottom w:type="dxa" w:w="100"/>
-              <w:right w:type="dxa" w:w="140"/>
-            </w:tcMar>
-          </w:tcPr>
-          <w:p>
-            <w:pPr>
-              <w:jc w:val="right"/>
-            </w:pPr>
-            <w:r>
-              <w:rPr>
-                <w:rFonts w:ascii="Calibri" w:cs="Calibri" w:eastAsia="Calibri" w:hAnsi="Calibri"/>
-                <w:color w:val="0F172A"/>
-                <w:sz w:val="20"/>
-                <w:szCs w:val="20"/>
-              </w:rPr>
-              <w:t xml:space="preserve">Komisyon/iade/kargo/sermaye dahil net kâr</w:t>
+                <w:b/>
+                <w:bCs/>
+                <w:color w:val="0F172A"/>
+                <w:sz w:val="20"/>
+                <w:szCs w:val="20"/>
+              </w:rPr>
+              <w:t xml:space="preserve">Kurulum süresi</w:t>
+            </w:r>
+          </w:p>
+        </w:tc>
+        <w:tc>
+          <w:tcPr>
+            <w:tcMar>
+              <w:top w:type="dxa" w:w="100"/>
+              <w:left w:type="dxa" w:w="140"/>
+              <w:bottom w:type="dxa" w:w="100"/>
+              <w:right w:type="dxa" w:w="140"/>
+            </w:tcMar>
+          </w:tcPr>
+          <w:p>
+            <w:pPr>
+              <w:jc w:val="right"/>
+            </w:pPr>
+            <w:r>
+              <w:rPr>
+                <w:rFonts w:ascii="Calibri" w:cs="Calibri" w:eastAsia="Calibri" w:hAnsi="Calibri"/>
+                <w:color w:val="0F172A"/>
+                <w:sz w:val="20"/>
+                <w:szCs w:val="20"/>
+              </w:rPr>
+              <w:t xml:space="preserve">Düşük</w:t>
+            </w:r>
+          </w:p>
+        </w:tc>
+        <w:tc>
+          <w:tcPr>
+            <w:tcMar>
+              <w:top w:type="dxa" w:w="100"/>
+              <w:left w:type="dxa" w:w="140"/>
+              <w:bottom w:type="dxa" w:w="100"/>
+              <w:right w:type="dxa" w:w="140"/>
+            </w:tcMar>
+          </w:tcPr>
+          <w:p>
+            <w:pPr>
+              <w:jc w:val="right"/>
+            </w:pPr>
+            <w:r>
+              <w:rPr>
+                <w:rFonts w:ascii="Calibri" w:cs="Calibri" w:eastAsia="Calibri" w:hAnsi="Calibri"/>
+                <w:color w:val="0F172A"/>
+                <w:sz w:val="20"/>
+                <w:szCs w:val="20"/>
+              </w:rPr>
+              <w:t xml:space="preserve">Yüksek</w:t>
+            </w:r>
+          </w:p>
+        </w:tc>
+        <w:tc>
+          <w:tcPr>
+            <w:tcMar>
+              <w:top w:type="dxa" w:w="100"/>
+              <w:left w:type="dxa" w:w="140"/>
+              <w:bottom w:type="dxa" w:w="100"/>
+              <w:right w:type="dxa" w:w="140"/>
+            </w:tcMar>
+          </w:tcPr>
+          <w:p>
+            <w:pPr>
+              <w:jc w:val="right"/>
+            </w:pPr>
+            <w:r>
+              <w:rPr>
+                <w:rFonts w:ascii="Calibri" w:cs="Calibri" w:eastAsia="Calibri" w:hAnsi="Calibri"/>
+                <w:color w:val="0F172A"/>
+                <w:sz w:val="20"/>
+                <w:szCs w:val="20"/>
+              </w:rPr>
+              <w:t xml:space="preserve">Düşük</w:t>
+            </w:r>
+          </w:p>
+        </w:tc>
+        <w:tc>
+          <w:tcPr>
+            <w:tcMar>
+              <w:top w:type="dxa" w:w="100"/>
+              <w:left w:type="dxa" w:w="140"/>
+              <w:bottom w:type="dxa" w:w="100"/>
+              <w:right w:type="dxa" w:w="140"/>
+            </w:tcMar>
+          </w:tcPr>
+          <w:p>
+            <w:pPr>
+              <w:jc w:val="right"/>
+            </w:pPr>
+            <w:r>
+              <w:rPr>
+                <w:rFonts w:ascii="Calibri" w:cs="Calibri" w:eastAsia="Calibri" w:hAnsi="Calibri"/>
+                <w:color w:val="0F172A"/>
+                <w:sz w:val="20"/>
+                <w:szCs w:val="20"/>
+              </w:rPr>
+              <w:t xml:space="preserve">Orta</w:t>
+            </w:r>
+          </w:p>
+        </w:tc>
+        <w:tc>
+          <w:tcPr>
+            <w:tcMar>
+              <w:top w:type="dxa" w:w="100"/>
+              <w:left w:type="dxa" w:w="140"/>
+              <w:bottom w:type="dxa" w:w="100"/>
+              <w:right w:type="dxa" w:w="140"/>
+            </w:tcMar>
+          </w:tcPr>
+          <w:p>
+            <w:pPr>
+              <w:jc w:val="right"/>
+            </w:pPr>
+            <w:r>
+              <w:rPr>
+                <w:rFonts w:ascii="Calibri" w:cs="Calibri" w:eastAsia="Calibri" w:hAnsi="Calibri"/>
+                <w:color w:val="0F172A"/>
+                <w:sz w:val="20"/>
+                <w:szCs w:val="20"/>
+              </w:rPr>
+              <w:t xml:space="preserve">Düşük</w:t>
+            </w:r>
+          </w:p>
+        </w:tc>
+        <w:tc>
+          <w:tcPr>
+            <w:tcMar>
+              <w:top w:type="dxa" w:w="100"/>
+              <w:left w:type="dxa" w:w="140"/>
+              <w:bottom w:type="dxa" w:w="100"/>
+              <w:right w:type="dxa" w:w="140"/>
+            </w:tcMar>
+          </w:tcPr>
+          <w:p>
+            <w:pPr>
+              <w:jc w:val="right"/>
+            </w:pPr>
+            <w:r>
+              <w:rPr>
+                <w:rFonts w:ascii="Calibri" w:cs="Calibri" w:eastAsia="Calibri" w:hAnsi="Calibri"/>
+                <w:color w:val="0F172A"/>
+                <w:sz w:val="20"/>
+                <w:szCs w:val="20"/>
+              </w:rPr>
+              <w:t xml:space="preserve">Düşük</w:t>
             </w:r>
           </w:p>
         </w:tc>
@@ -3295,59 +3603,157 @@
             <w:r>
               <w:rPr>
                 <w:rFonts w:ascii="Calibri" w:cs="Calibri" w:eastAsia="Calibri" w:hAnsi="Calibri"/>
-                <w:color w:val="0F172A"/>
-                <w:sz w:val="20"/>
-                <w:szCs w:val="20"/>
-              </w:rPr>
-              <w:t xml:space="preserve">Çok kanal</w:t>
-            </w:r>
-          </w:p>
-        </w:tc>
-        <w:tc>
-          <w:tcPr>
-            <w:tcMar>
-              <w:top w:type="dxa" w:w="100"/>
-              <w:left w:type="dxa" w:w="140"/>
-              <w:bottom w:type="dxa" w:w="100"/>
-              <w:right w:type="dxa" w:w="140"/>
-            </w:tcMar>
-          </w:tcPr>
-          <w:p>
-            <w:pPr>
-              <w:jc w:val="right"/>
-            </w:pPr>
-            <w:r>
-              <w:rPr>
-                <w:rFonts w:ascii="Calibri" w:cs="Calibri" w:eastAsia="Calibri" w:hAnsi="Calibri"/>
-                <w:color w:val="0F172A"/>
-                <w:sz w:val="20"/>
-                <w:szCs w:val="20"/>
-              </w:rPr>
-              <w:t xml:space="preserve">Her pazaryeri için ayrı panel</w:t>
-            </w:r>
-          </w:p>
-        </w:tc>
-        <w:tc>
-          <w:tcPr>
-            <w:tcMar>
-              <w:top w:type="dxa" w:w="100"/>
-              <w:left w:type="dxa" w:w="140"/>
-              <w:bottom w:type="dxa" w:w="100"/>
-              <w:right w:type="dxa" w:w="140"/>
-            </w:tcMar>
-          </w:tcPr>
-          <w:p>
-            <w:pPr>
-              <w:jc w:val="right"/>
-            </w:pPr>
-            <w:r>
-              <w:rPr>
-                <w:rFonts w:ascii="Calibri" w:cs="Calibri" w:eastAsia="Calibri" w:hAnsi="Calibri"/>
-                <w:color w:val="0F172A"/>
-                <w:sz w:val="20"/>
-                <w:szCs w:val="20"/>
-              </w:rPr>
-              <w:t xml:space="preserve">Tek ürün → tüm kanallar tek tıkla</w:t>
+                <w:b/>
+                <w:bCs/>
+                <w:color w:val="0F172A"/>
+                <w:sz w:val="20"/>
+                <w:szCs w:val="20"/>
+              </w:rPr>
+              <w:t xml:space="preserve">Ön muhasebe</w:t>
+            </w:r>
+          </w:p>
+        </w:tc>
+        <w:tc>
+          <w:tcPr>
+            <w:tcMar>
+              <w:top w:type="dxa" w:w="100"/>
+              <w:left w:type="dxa" w:w="140"/>
+              <w:bottom w:type="dxa" w:w="100"/>
+              <w:right w:type="dxa" w:w="140"/>
+            </w:tcMar>
+          </w:tcPr>
+          <w:p>
+            <w:pPr>
+              <w:jc w:val="right"/>
+            </w:pPr>
+            <w:r>
+              <w:rPr>
+                <w:rFonts w:ascii="Calibri" w:cs="Calibri" w:eastAsia="Calibri" w:hAnsi="Calibri"/>
+                <w:color w:val="0F172A"/>
+                <w:sz w:val="20"/>
+                <w:szCs w:val="20"/>
+              </w:rPr>
+              <w:t xml:space="preserve">Çekirdek</w:t>
+            </w:r>
+          </w:p>
+        </w:tc>
+        <w:tc>
+          <w:tcPr>
+            <w:tcMar>
+              <w:top w:type="dxa" w:w="100"/>
+              <w:left w:type="dxa" w:w="140"/>
+              <w:bottom w:type="dxa" w:w="100"/>
+              <w:right w:type="dxa" w:w="140"/>
+            </w:tcMar>
+          </w:tcPr>
+          <w:p>
+            <w:pPr>
+              <w:jc w:val="right"/>
+            </w:pPr>
+            <w:r>
+              <w:rPr>
+                <w:rFonts w:ascii="Calibri" w:cs="Calibri" w:eastAsia="Calibri" w:hAnsi="Calibri"/>
+                <w:color w:val="0F172A"/>
+                <w:sz w:val="20"/>
+                <w:szCs w:val="20"/>
+              </w:rPr>
+              <w:t xml:space="preserve">Çekirdek</w:t>
+            </w:r>
+          </w:p>
+        </w:tc>
+        <w:tc>
+          <w:tcPr>
+            <w:tcMar>
+              <w:top w:type="dxa" w:w="100"/>
+              <w:left w:type="dxa" w:w="140"/>
+              <w:bottom w:type="dxa" w:w="100"/>
+              <w:right w:type="dxa" w:w="140"/>
+            </w:tcMar>
+          </w:tcPr>
+          <w:p>
+            <w:pPr>
+              <w:jc w:val="right"/>
+            </w:pPr>
+            <w:r>
+              <w:rPr>
+                <w:rFonts w:ascii="Calibri" w:cs="Calibri" w:eastAsia="Calibri" w:hAnsi="Calibri"/>
+                <w:color w:val="0F172A"/>
+                <w:sz w:val="20"/>
+                <w:szCs w:val="20"/>
+              </w:rPr>
+              <w:t xml:space="preserve">Yok</w:t>
+            </w:r>
+          </w:p>
+        </w:tc>
+        <w:tc>
+          <w:tcPr>
+            <w:tcMar>
+              <w:top w:type="dxa" w:w="100"/>
+              <w:left w:type="dxa" w:w="140"/>
+              <w:bottom w:type="dxa" w:w="100"/>
+              <w:right w:type="dxa" w:w="140"/>
+            </w:tcMar>
+          </w:tcPr>
+          <w:p>
+            <w:pPr>
+              <w:jc w:val="right"/>
+            </w:pPr>
+            <w:r>
+              <w:rPr>
+                <w:rFonts w:ascii="Calibri" w:cs="Calibri" w:eastAsia="Calibri" w:hAnsi="Calibri"/>
+                <w:color w:val="0F172A"/>
+                <w:sz w:val="20"/>
+                <w:szCs w:val="20"/>
+              </w:rPr>
+              <w:t xml:space="preserve">Sınırlı</w:t>
+            </w:r>
+          </w:p>
+        </w:tc>
+        <w:tc>
+          <w:tcPr>
+            <w:tcMar>
+              <w:top w:type="dxa" w:w="100"/>
+              <w:left w:type="dxa" w:w="140"/>
+              <w:bottom w:type="dxa" w:w="100"/>
+              <w:right w:type="dxa" w:w="140"/>
+            </w:tcMar>
+          </w:tcPr>
+          <w:p>
+            <w:pPr>
+              <w:jc w:val="right"/>
+            </w:pPr>
+            <w:r>
+              <w:rPr>
+                <w:rFonts w:ascii="Calibri" w:cs="Calibri" w:eastAsia="Calibri" w:hAnsi="Calibri"/>
+                <w:color w:val="0F172A"/>
+                <w:sz w:val="20"/>
+                <w:szCs w:val="20"/>
+              </w:rPr>
+              <w:t xml:space="preserve">Değişken</w:t>
+            </w:r>
+          </w:p>
+        </w:tc>
+        <w:tc>
+          <w:tcPr>
+            <w:tcMar>
+              <w:top w:type="dxa" w:w="100"/>
+              <w:left w:type="dxa" w:w="140"/>
+              <w:bottom w:type="dxa" w:w="100"/>
+              <w:right w:type="dxa" w:w="140"/>
+            </w:tcMar>
+          </w:tcPr>
+          <w:p>
+            <w:pPr>
+              <w:jc w:val="right"/>
+            </w:pPr>
+            <w:r>
+              <w:rPr>
+                <w:rFonts w:ascii="Calibri" w:cs="Calibri" w:eastAsia="Calibri" w:hAnsi="Calibri"/>
+                <w:color w:val="0F172A"/>
+                <w:sz w:val="20"/>
+                <w:szCs w:val="20"/>
+              </w:rPr>
+              <w:t xml:space="preserve">Çekirdek</w:t>
             </w:r>
           </w:p>
         </w:tc>
@@ -3369,59 +3775,157 @@
             <w:r>
               <w:rPr>
                 <w:rFonts w:ascii="Calibri" w:cs="Calibri" w:eastAsia="Calibri" w:hAnsi="Calibri"/>
-                <w:color w:val="0F172A"/>
-                <w:sz w:val="20"/>
-                <w:szCs w:val="20"/>
-              </w:rPr>
-              <w:t xml:space="preserve">Mimari</w:t>
-            </w:r>
-          </w:p>
-        </w:tc>
-        <w:tc>
-          <w:tcPr>
-            <w:tcMar>
-              <w:top w:type="dxa" w:w="100"/>
-              <w:left w:type="dxa" w:w="140"/>
-              <w:bottom w:type="dxa" w:w="100"/>
-              <w:right w:type="dxa" w:w="140"/>
-            </w:tcMar>
-          </w:tcPr>
-          <w:p>
-            <w:pPr>
-              <w:jc w:val="right"/>
-            </w:pPr>
-            <w:r>
-              <w:rPr>
-                <w:rFonts w:ascii="Calibri" w:cs="Calibri" w:eastAsia="Calibri" w:hAnsi="Calibri"/>
-                <w:color w:val="0F172A"/>
-                <w:sz w:val="20"/>
-                <w:szCs w:val="20"/>
-              </w:rPr>
-              <w:t xml:space="preserve">Eski monolitik, tek tenant</w:t>
-            </w:r>
-          </w:p>
-        </w:tc>
-        <w:tc>
-          <w:tcPr>
-            <w:tcMar>
-              <w:top w:type="dxa" w:w="100"/>
-              <w:left w:type="dxa" w:w="140"/>
-              <w:bottom w:type="dxa" w:w="100"/>
-              <w:right w:type="dxa" w:w="140"/>
-            </w:tcMar>
-          </w:tcPr>
-          <w:p>
-            <w:pPr>
-              <w:jc w:val="right"/>
-            </w:pPr>
-            <w:r>
-              <w:rPr>
-                <w:rFonts w:ascii="Calibri" w:cs="Calibri" w:eastAsia="Calibri" w:hAnsi="Calibri"/>
-                <w:color w:val="0F172A"/>
-                <w:sz w:val="20"/>
-                <w:szCs w:val="20"/>
-              </w:rPr>
-              <w:t xml:space="preserve">Multi-tenant, modern stack, günden 1 ölçek</w:t>
+                <w:b/>
+                <w:bCs/>
+                <w:color w:val="0F172A"/>
+                <w:sz w:val="20"/>
+                <w:szCs w:val="20"/>
+              </w:rPr>
+              <w:t xml:space="preserve">Stok / depo</w:t>
+            </w:r>
+          </w:p>
+        </w:tc>
+        <w:tc>
+          <w:tcPr>
+            <w:tcMar>
+              <w:top w:type="dxa" w:w="100"/>
+              <w:left w:type="dxa" w:w="140"/>
+              <w:bottom w:type="dxa" w:w="100"/>
+              <w:right w:type="dxa" w:w="140"/>
+            </w:tcMar>
+          </w:tcPr>
+          <w:p>
+            <w:pPr>
+              <w:jc w:val="right"/>
+            </w:pPr>
+            <w:r>
+              <w:rPr>
+                <w:rFonts w:ascii="Calibri" w:cs="Calibri" w:eastAsia="Calibri" w:hAnsi="Calibri"/>
+                <w:color w:val="0F172A"/>
+                <w:sz w:val="20"/>
+                <w:szCs w:val="20"/>
+              </w:rPr>
+              <w:t xml:space="preserve">Sınırlı</w:t>
+            </w:r>
+          </w:p>
+        </w:tc>
+        <w:tc>
+          <w:tcPr>
+            <w:tcMar>
+              <w:top w:type="dxa" w:w="100"/>
+              <w:left w:type="dxa" w:w="140"/>
+              <w:bottom w:type="dxa" w:w="100"/>
+              <w:right w:type="dxa" w:w="140"/>
+            </w:tcMar>
+          </w:tcPr>
+          <w:p>
+            <w:pPr>
+              <w:jc w:val="right"/>
+            </w:pPr>
+            <w:r>
+              <w:rPr>
+                <w:rFonts w:ascii="Calibri" w:cs="Calibri" w:eastAsia="Calibri" w:hAnsi="Calibri"/>
+                <w:color w:val="0F172A"/>
+                <w:sz w:val="20"/>
+                <w:szCs w:val="20"/>
+              </w:rPr>
+              <w:t xml:space="preserve">Güçlü</w:t>
+            </w:r>
+          </w:p>
+        </w:tc>
+        <w:tc>
+          <w:tcPr>
+            <w:tcMar>
+              <w:top w:type="dxa" w:w="100"/>
+              <w:left w:type="dxa" w:w="140"/>
+              <w:bottom w:type="dxa" w:w="100"/>
+              <w:right w:type="dxa" w:w="140"/>
+            </w:tcMar>
+          </w:tcPr>
+          <w:p>
+            <w:pPr>
+              <w:jc w:val="right"/>
+            </w:pPr>
+            <w:r>
+              <w:rPr>
+                <w:rFonts w:ascii="Calibri" w:cs="Calibri" w:eastAsia="Calibri" w:hAnsi="Calibri"/>
+                <w:color w:val="0F172A"/>
+                <w:sz w:val="20"/>
+                <w:szCs w:val="20"/>
+              </w:rPr>
+              <w:t xml:space="preserve">Sınırlı</w:t>
+            </w:r>
+          </w:p>
+        </w:tc>
+        <w:tc>
+          <w:tcPr>
+            <w:tcMar>
+              <w:top w:type="dxa" w:w="100"/>
+              <w:left w:type="dxa" w:w="140"/>
+              <w:bottom w:type="dxa" w:w="100"/>
+              <w:right w:type="dxa" w:w="140"/>
+            </w:tcMar>
+          </w:tcPr>
+          <w:p>
+            <w:pPr>
+              <w:jc w:val="right"/>
+            </w:pPr>
+            <w:r>
+              <w:rPr>
+                <w:rFonts w:ascii="Calibri" w:cs="Calibri" w:eastAsia="Calibri" w:hAnsi="Calibri"/>
+                <w:color w:val="0F172A"/>
+                <w:sz w:val="20"/>
+                <w:szCs w:val="20"/>
+              </w:rPr>
+              <w:t xml:space="preserve">Orta</w:t>
+            </w:r>
+          </w:p>
+        </w:tc>
+        <w:tc>
+          <w:tcPr>
+            <w:tcMar>
+              <w:top w:type="dxa" w:w="100"/>
+              <w:left w:type="dxa" w:w="140"/>
+              <w:bottom w:type="dxa" w:w="100"/>
+              <w:right w:type="dxa" w:w="140"/>
+            </w:tcMar>
+          </w:tcPr>
+          <w:p>
+            <w:pPr>
+              <w:jc w:val="right"/>
+            </w:pPr>
+            <w:r>
+              <w:rPr>
+                <w:rFonts w:ascii="Calibri" w:cs="Calibri" w:eastAsia="Calibri" w:hAnsi="Calibri"/>
+                <w:color w:val="0F172A"/>
+                <w:sz w:val="20"/>
+                <w:szCs w:val="20"/>
+              </w:rPr>
+              <w:t xml:space="preserve">Değişken</w:t>
+            </w:r>
+          </w:p>
+        </w:tc>
+        <w:tc>
+          <w:tcPr>
+            <w:tcMar>
+              <w:top w:type="dxa" w:w="100"/>
+              <w:left w:type="dxa" w:w="140"/>
+              <w:bottom w:type="dxa" w:w="100"/>
+              <w:right w:type="dxa" w:w="140"/>
+            </w:tcMar>
+          </w:tcPr>
+          <w:p>
+            <w:pPr>
+              <w:jc w:val="right"/>
+            </w:pPr>
+            <w:r>
+              <w:rPr>
+                <w:rFonts w:ascii="Calibri" w:cs="Calibri" w:eastAsia="Calibri" w:hAnsi="Calibri"/>
+                <w:color w:val="0F172A"/>
+                <w:sz w:val="20"/>
+                <w:szCs w:val="20"/>
+              </w:rPr>
+              <w:t xml:space="preserve">Güçlü</w:t>
             </w:r>
           </w:p>
         </w:tc>
@@ -3443,11 +3947,13 @@
             <w:r>
               <w:rPr>
                 <w:rFonts w:ascii="Calibri" w:cs="Calibri" w:eastAsia="Calibri" w:hAnsi="Calibri"/>
-                <w:color w:val="0F172A"/>
-                <w:sz w:val="20"/>
-                <w:szCs w:val="20"/>
-              </w:rPr>
-              <w:t xml:space="preserve">Ağ etkisi</w:t>
+                <w:b/>
+                <w:bCs/>
+                <w:color w:val="0F172A"/>
+                <w:sz w:val="20"/>
+                <w:szCs w:val="20"/>
+              </w:rPr>
+              <w:t xml:space="preserve">POS</w:t>
             </w:r>
           </w:p>
         </w:tc>
@@ -3495,7 +4001,103 @@
                 <w:sz w:val="20"/>
                 <w:szCs w:val="20"/>
               </w:rPr>
-              <w:t xml:space="preserve">Firmalar arası B2B ağı + ortak vitrin</w:t>
+              <w:t xml:space="preserve">Modüler</w:t>
+            </w:r>
+          </w:p>
+        </w:tc>
+        <w:tc>
+          <w:tcPr>
+            <w:tcMar>
+              <w:top w:type="dxa" w:w="100"/>
+              <w:left w:type="dxa" w:w="140"/>
+              <w:bottom w:type="dxa" w:w="100"/>
+              <w:right w:type="dxa" w:w="140"/>
+            </w:tcMar>
+          </w:tcPr>
+          <w:p>
+            <w:pPr>
+              <w:jc w:val="right"/>
+            </w:pPr>
+            <w:r>
+              <w:rPr>
+                <w:rFonts w:ascii="Calibri" w:cs="Calibri" w:eastAsia="Calibri" w:hAnsi="Calibri"/>
+                <w:color w:val="0F172A"/>
+                <w:sz w:val="20"/>
+                <w:szCs w:val="20"/>
+              </w:rPr>
+              <w:t xml:space="preserve">Yok</w:t>
+            </w:r>
+          </w:p>
+        </w:tc>
+        <w:tc>
+          <w:tcPr>
+            <w:tcMar>
+              <w:top w:type="dxa" w:w="100"/>
+              <w:left w:type="dxa" w:w="140"/>
+              <w:bottom w:type="dxa" w:w="100"/>
+              <w:right w:type="dxa" w:w="140"/>
+            </w:tcMar>
+          </w:tcPr>
+          <w:p>
+            <w:pPr>
+              <w:jc w:val="right"/>
+            </w:pPr>
+            <w:r>
+              <w:rPr>
+                <w:rFonts w:ascii="Calibri" w:cs="Calibri" w:eastAsia="Calibri" w:hAnsi="Calibri"/>
+                <w:color w:val="0F172A"/>
+                <w:sz w:val="20"/>
+                <w:szCs w:val="20"/>
+              </w:rPr>
+              <w:t xml:space="preserve">Çekirdek</w:t>
+            </w:r>
+          </w:p>
+        </w:tc>
+        <w:tc>
+          <w:tcPr>
+            <w:tcMar>
+              <w:top w:type="dxa" w:w="100"/>
+              <w:left w:type="dxa" w:w="140"/>
+              <w:bottom w:type="dxa" w:w="100"/>
+              <w:right w:type="dxa" w:w="140"/>
+            </w:tcMar>
+          </w:tcPr>
+          <w:p>
+            <w:pPr>
+              <w:jc w:val="right"/>
+            </w:pPr>
+            <w:r>
+              <w:rPr>
+                <w:rFonts w:ascii="Calibri" w:cs="Calibri" w:eastAsia="Calibri" w:hAnsi="Calibri"/>
+                <w:color w:val="0F172A"/>
+                <w:sz w:val="20"/>
+                <w:szCs w:val="20"/>
+              </w:rPr>
+              <w:t xml:space="preserve">Yok</w:t>
+            </w:r>
+          </w:p>
+        </w:tc>
+        <w:tc>
+          <w:tcPr>
+            <w:tcMar>
+              <w:top w:type="dxa" w:w="100"/>
+              <w:left w:type="dxa" w:w="140"/>
+              <w:bottom w:type="dxa" w:w="100"/>
+              <w:right w:type="dxa" w:w="140"/>
+            </w:tcMar>
+          </w:tcPr>
+          <w:p>
+            <w:pPr>
+              <w:jc w:val="right"/>
+            </w:pPr>
+            <w:r>
+              <w:rPr>
+                <w:rFonts w:ascii="Calibri" w:cs="Calibri" w:eastAsia="Calibri" w:hAnsi="Calibri"/>
+                <w:color w:val="0F172A"/>
+                <w:sz w:val="20"/>
+                <w:szCs w:val="20"/>
+              </w:rPr>
+              <w:t xml:space="preserve">Çekirdek</w:t>
             </w:r>
           </w:p>
         </w:tc>
@@ -3517,59 +4119,1017 @@
             <w:r>
               <w:rPr>
                 <w:rFonts w:ascii="Calibri" w:cs="Calibri" w:eastAsia="Calibri" w:hAnsi="Calibri"/>
-                <w:color w:val="0F172A"/>
-                <w:sz w:val="20"/>
-                <w:szCs w:val="20"/>
-              </w:rPr>
-              <w:t xml:space="preserve">Türkiye'ye özgü</w:t>
-            </w:r>
-          </w:p>
-        </w:tc>
-        <w:tc>
-          <w:tcPr>
-            <w:tcMar>
-              <w:top w:type="dxa" w:w="100"/>
-              <w:left w:type="dxa" w:w="140"/>
-              <w:bottom w:type="dxa" w:w="100"/>
-              <w:right w:type="dxa" w:w="140"/>
-            </w:tcMar>
-          </w:tcPr>
-          <w:p>
-            <w:pPr>
-              <w:jc w:val="right"/>
-            </w:pPr>
-            <w:r>
-              <w:rPr>
-                <w:rFonts w:ascii="Calibri" w:cs="Calibri" w:eastAsia="Calibri" w:hAnsi="Calibri"/>
-                <w:color w:val="0F172A"/>
-                <w:sz w:val="20"/>
-                <w:szCs w:val="20"/>
-              </w:rPr>
-              <w:t xml:space="preserve">Çoğu yabancı menşeli, geç adapte</w:t>
-            </w:r>
-          </w:p>
-        </w:tc>
-        <w:tc>
-          <w:tcPr>
-            <w:tcMar>
-              <w:top w:type="dxa" w:w="100"/>
-              <w:left w:type="dxa" w:w="140"/>
-              <w:bottom w:type="dxa" w:w="100"/>
-              <w:right w:type="dxa" w:w="140"/>
-            </w:tcMar>
-          </w:tcPr>
-          <w:p>
-            <w:pPr>
-              <w:jc w:val="right"/>
-            </w:pPr>
-            <w:r>
-              <w:rPr>
-                <w:rFonts w:ascii="Calibri" w:cs="Calibri" w:eastAsia="Calibri" w:hAnsi="Calibri"/>
-                <w:color w:val="0F172A"/>
-                <w:sz w:val="20"/>
-                <w:szCs w:val="20"/>
-              </w:rPr>
-              <w:t xml:space="preserve">E-fatura/KVKK günden 1, Türkçe-ilk</w:t>
+                <w:b/>
+                <w:bCs/>
+                <w:color w:val="0F172A"/>
+                <w:sz w:val="20"/>
+                <w:szCs w:val="20"/>
+              </w:rPr>
+              <w:t xml:space="preserve">Pazaryeri sync</w:t>
+            </w:r>
+          </w:p>
+        </w:tc>
+        <w:tc>
+          <w:tcPr>
+            <w:tcMar>
+              <w:top w:type="dxa" w:w="100"/>
+              <w:left w:type="dxa" w:w="140"/>
+              <w:bottom w:type="dxa" w:w="100"/>
+              <w:right w:type="dxa" w:w="140"/>
+            </w:tcMar>
+          </w:tcPr>
+          <w:p>
+            <w:pPr>
+              <w:jc w:val="right"/>
+            </w:pPr>
+            <w:r>
+              <w:rPr>
+                <w:rFonts w:ascii="Calibri" w:cs="Calibri" w:eastAsia="Calibri" w:hAnsi="Calibri"/>
+                <w:color w:val="0F172A"/>
+                <w:sz w:val="20"/>
+                <w:szCs w:val="20"/>
+              </w:rPr>
+              <w:t xml:space="preserve">Eklenti</w:t>
+            </w:r>
+          </w:p>
+        </w:tc>
+        <w:tc>
+          <w:tcPr>
+            <w:tcMar>
+              <w:top w:type="dxa" w:w="100"/>
+              <w:left w:type="dxa" w:w="140"/>
+              <w:bottom w:type="dxa" w:w="100"/>
+              <w:right w:type="dxa" w:w="140"/>
+            </w:tcMar>
+          </w:tcPr>
+          <w:p>
+            <w:pPr>
+              <w:jc w:val="right"/>
+            </w:pPr>
+            <w:r>
+              <w:rPr>
+                <w:rFonts w:ascii="Calibri" w:cs="Calibri" w:eastAsia="Calibri" w:hAnsi="Calibri"/>
+                <w:color w:val="0F172A"/>
+                <w:sz w:val="20"/>
+                <w:szCs w:val="20"/>
+              </w:rPr>
+              <w:t xml:space="preserve">Sınırlı</w:t>
+            </w:r>
+          </w:p>
+        </w:tc>
+        <w:tc>
+          <w:tcPr>
+            <w:tcMar>
+              <w:top w:type="dxa" w:w="100"/>
+              <w:left w:type="dxa" w:w="140"/>
+              <w:bottom w:type="dxa" w:w="100"/>
+              <w:right w:type="dxa" w:w="140"/>
+            </w:tcMar>
+          </w:tcPr>
+          <w:p>
+            <w:pPr>
+              <w:jc w:val="right"/>
+            </w:pPr>
+            <w:r>
+              <w:rPr>
+                <w:rFonts w:ascii="Calibri" w:cs="Calibri" w:eastAsia="Calibri" w:hAnsi="Calibri"/>
+                <w:color w:val="0F172A"/>
+                <w:sz w:val="20"/>
+                <w:szCs w:val="20"/>
+              </w:rPr>
+              <w:t xml:space="preserve">Çekirdek</w:t>
+            </w:r>
+          </w:p>
+        </w:tc>
+        <w:tc>
+          <w:tcPr>
+            <w:tcMar>
+              <w:top w:type="dxa" w:w="100"/>
+              <w:left w:type="dxa" w:w="140"/>
+              <w:bottom w:type="dxa" w:w="100"/>
+              <w:right w:type="dxa" w:w="140"/>
+            </w:tcMar>
+          </w:tcPr>
+          <w:p>
+            <w:pPr>
+              <w:jc w:val="right"/>
+            </w:pPr>
+            <w:r>
+              <w:rPr>
+                <w:rFonts w:ascii="Calibri" w:cs="Calibri" w:eastAsia="Calibri" w:hAnsi="Calibri"/>
+                <w:color w:val="0F172A"/>
+                <w:sz w:val="20"/>
+                <w:szCs w:val="20"/>
+              </w:rPr>
+              <w:t xml:space="preserve">Yok</w:t>
+            </w:r>
+          </w:p>
+        </w:tc>
+        <w:tc>
+          <w:tcPr>
+            <w:tcMar>
+              <w:top w:type="dxa" w:w="100"/>
+              <w:left w:type="dxa" w:w="140"/>
+              <w:bottom w:type="dxa" w:w="100"/>
+              <w:right w:type="dxa" w:w="140"/>
+            </w:tcMar>
+          </w:tcPr>
+          <w:p>
+            <w:pPr>
+              <w:jc w:val="right"/>
+            </w:pPr>
+            <w:r>
+              <w:rPr>
+                <w:rFonts w:ascii="Calibri" w:cs="Calibri" w:eastAsia="Calibri" w:hAnsi="Calibri"/>
+                <w:color w:val="0F172A"/>
+                <w:sz w:val="20"/>
+                <w:szCs w:val="20"/>
+              </w:rPr>
+              <w:t xml:space="preserve">Bazıları</w:t>
+            </w:r>
+          </w:p>
+        </w:tc>
+        <w:tc>
+          <w:tcPr>
+            <w:tcMar>
+              <w:top w:type="dxa" w:w="100"/>
+              <w:left w:type="dxa" w:w="140"/>
+              <w:bottom w:type="dxa" w:w="100"/>
+              <w:right w:type="dxa" w:w="140"/>
+            </w:tcMar>
+          </w:tcPr>
+          <w:p>
+            <w:pPr>
+              <w:jc w:val="right"/>
+            </w:pPr>
+            <w:r>
+              <w:rPr>
+                <w:rFonts w:ascii="Calibri" w:cs="Calibri" w:eastAsia="Calibri" w:hAnsi="Calibri"/>
+                <w:color w:val="0F172A"/>
+                <w:sz w:val="20"/>
+                <w:szCs w:val="20"/>
+              </w:rPr>
+              <w:t xml:space="preserve">Çekirdek</w:t>
+            </w:r>
+          </w:p>
+        </w:tc>
+      </w:tr>
+      <w:tr>
+        <w:tc>
+          <w:tcPr>
+            <w:tcMar>
+              <w:top w:type="dxa" w:w="100"/>
+              <w:left w:type="dxa" w:w="140"/>
+              <w:bottom w:type="dxa" w:w="100"/>
+              <w:right w:type="dxa" w:w="140"/>
+            </w:tcMar>
+          </w:tcPr>
+          <w:p>
+            <w:pPr>
+              <w:jc w:val="left"/>
+            </w:pPr>
+            <w:r>
+              <w:rPr>
+                <w:rFonts w:ascii="Calibri" w:cs="Calibri" w:eastAsia="Calibri" w:hAnsi="Calibri"/>
+                <w:b/>
+                <w:bCs/>
+                <w:color w:val="0F172A"/>
+                <w:sz w:val="20"/>
+                <w:szCs w:val="20"/>
+              </w:rPr>
+              <w:t xml:space="preserve">Gerçek karlılık</w:t>
+            </w:r>
+          </w:p>
+        </w:tc>
+        <w:tc>
+          <w:tcPr>
+            <w:tcMar>
+              <w:top w:type="dxa" w:w="100"/>
+              <w:left w:type="dxa" w:w="140"/>
+              <w:bottom w:type="dxa" w:w="100"/>
+              <w:right w:type="dxa" w:w="140"/>
+            </w:tcMar>
+          </w:tcPr>
+          <w:p>
+            <w:pPr>
+              <w:jc w:val="right"/>
+            </w:pPr>
+            <w:r>
+              <w:rPr>
+                <w:rFonts w:ascii="Calibri" w:cs="Calibri" w:eastAsia="Calibri" w:hAnsi="Calibri"/>
+                <w:color w:val="0F172A"/>
+                <w:sz w:val="20"/>
+                <w:szCs w:val="20"/>
+              </w:rPr>
+              <w:t xml:space="preserve">Sadece ciro</w:t>
+            </w:r>
+          </w:p>
+        </w:tc>
+        <w:tc>
+          <w:tcPr>
+            <w:tcMar>
+              <w:top w:type="dxa" w:w="100"/>
+              <w:left w:type="dxa" w:w="140"/>
+              <w:bottom w:type="dxa" w:w="100"/>
+              <w:right w:type="dxa" w:w="140"/>
+            </w:tcMar>
+          </w:tcPr>
+          <w:p>
+            <w:pPr>
+              <w:jc w:val="right"/>
+            </w:pPr>
+            <w:r>
+              <w:rPr>
+                <w:rFonts w:ascii="Calibri" w:cs="Calibri" w:eastAsia="Calibri" w:hAnsi="Calibri"/>
+                <w:color w:val="0F172A"/>
+                <w:sz w:val="20"/>
+                <w:szCs w:val="20"/>
+              </w:rPr>
+              <w:t xml:space="preserve">Karmaşık rapor</w:t>
+            </w:r>
+          </w:p>
+        </w:tc>
+        <w:tc>
+          <w:tcPr>
+            <w:tcMar>
+              <w:top w:type="dxa" w:w="100"/>
+              <w:left w:type="dxa" w:w="140"/>
+              <w:bottom w:type="dxa" w:w="100"/>
+              <w:right w:type="dxa" w:w="140"/>
+            </w:tcMar>
+          </w:tcPr>
+          <w:p>
+            <w:pPr>
+              <w:jc w:val="right"/>
+            </w:pPr>
+            <w:r>
+              <w:rPr>
+                <w:rFonts w:ascii="Calibri" w:cs="Calibri" w:eastAsia="Calibri" w:hAnsi="Calibri"/>
+                <w:color w:val="0F172A"/>
+                <w:sz w:val="20"/>
+                <w:szCs w:val="20"/>
+              </w:rPr>
+              <w:t xml:space="preserve">Kısmi</w:t>
+            </w:r>
+          </w:p>
+        </w:tc>
+        <w:tc>
+          <w:tcPr>
+            <w:tcMar>
+              <w:top w:type="dxa" w:w="100"/>
+              <w:left w:type="dxa" w:w="140"/>
+              <w:bottom w:type="dxa" w:w="100"/>
+              <w:right w:type="dxa" w:w="140"/>
+            </w:tcMar>
+          </w:tcPr>
+          <w:p>
+            <w:pPr>
+              <w:jc w:val="right"/>
+            </w:pPr>
+            <w:r>
+              <w:rPr>
+                <w:rFonts w:ascii="Calibri" w:cs="Calibri" w:eastAsia="Calibri" w:hAnsi="Calibri"/>
+                <w:color w:val="0F172A"/>
+                <w:sz w:val="20"/>
+                <w:szCs w:val="20"/>
+              </w:rPr>
+              <w:t xml:space="preserve">Yok</w:t>
+            </w:r>
+          </w:p>
+        </w:tc>
+        <w:tc>
+          <w:tcPr>
+            <w:tcMar>
+              <w:top w:type="dxa" w:w="100"/>
+              <w:left w:type="dxa" w:w="140"/>
+              <w:bottom w:type="dxa" w:w="100"/>
+              <w:right w:type="dxa" w:w="140"/>
+            </w:tcMar>
+          </w:tcPr>
+          <w:p>
+            <w:pPr>
+              <w:jc w:val="right"/>
+            </w:pPr>
+            <w:r>
+              <w:rPr>
+                <w:rFonts w:ascii="Calibri" w:cs="Calibri" w:eastAsia="Calibri" w:hAnsi="Calibri"/>
+                <w:color w:val="0F172A"/>
+                <w:sz w:val="20"/>
+                <w:szCs w:val="20"/>
+              </w:rPr>
+              <w:t xml:space="preserve">Yok</w:t>
+            </w:r>
+          </w:p>
+        </w:tc>
+        <w:tc>
+          <w:tcPr>
+            <w:tcMar>
+              <w:top w:type="dxa" w:w="100"/>
+              <w:left w:type="dxa" w:w="140"/>
+              <w:bottom w:type="dxa" w:w="100"/>
+              <w:right w:type="dxa" w:w="140"/>
+            </w:tcMar>
+          </w:tcPr>
+          <w:p>
+            <w:pPr>
+              <w:jc w:val="right"/>
+            </w:pPr>
+            <w:r>
+              <w:rPr>
+                <w:rFonts w:ascii="Calibri" w:cs="Calibri" w:eastAsia="Calibri" w:hAnsi="Calibri"/>
+                <w:color w:val="0F172A"/>
+                <w:sz w:val="20"/>
+                <w:szCs w:val="20"/>
+              </w:rPr>
+              <w:t xml:space="preserve">Çekirdek</w:t>
+            </w:r>
+          </w:p>
+        </w:tc>
+      </w:tr>
+      <w:tr>
+        <w:tc>
+          <w:tcPr>
+            <w:tcMar>
+              <w:top w:type="dxa" w:w="100"/>
+              <w:left w:type="dxa" w:w="140"/>
+              <w:bottom w:type="dxa" w:w="100"/>
+              <w:right w:type="dxa" w:w="140"/>
+            </w:tcMar>
+          </w:tcPr>
+          <w:p>
+            <w:pPr>
+              <w:jc w:val="left"/>
+            </w:pPr>
+            <w:r>
+              <w:rPr>
+                <w:rFonts w:ascii="Calibri" w:cs="Calibri" w:eastAsia="Calibri" w:hAnsi="Calibri"/>
+                <w:b/>
+                <w:bCs/>
+                <w:color w:val="0F172A"/>
+                <w:sz w:val="20"/>
+                <w:szCs w:val="20"/>
+              </w:rPr>
+              <w:t xml:space="preserve">Çoklu kanal birleşik</w:t>
+            </w:r>
+          </w:p>
+        </w:tc>
+        <w:tc>
+          <w:tcPr>
+            <w:tcMar>
+              <w:top w:type="dxa" w:w="100"/>
+              <w:left w:type="dxa" w:w="140"/>
+              <w:bottom w:type="dxa" w:w="100"/>
+              <w:right w:type="dxa" w:w="140"/>
+            </w:tcMar>
+          </w:tcPr>
+          <w:p>
+            <w:pPr>
+              <w:jc w:val="right"/>
+            </w:pPr>
+            <w:r>
+              <w:rPr>
+                <w:rFonts w:ascii="Calibri" w:cs="Calibri" w:eastAsia="Calibri" w:hAnsi="Calibri"/>
+                <w:color w:val="0F172A"/>
+                <w:sz w:val="20"/>
+                <w:szCs w:val="20"/>
+              </w:rPr>
+              <w:t xml:space="preserve">Hayır</w:t>
+            </w:r>
+          </w:p>
+        </w:tc>
+        <w:tc>
+          <w:tcPr>
+            <w:tcMar>
+              <w:top w:type="dxa" w:w="100"/>
+              <w:left w:type="dxa" w:w="140"/>
+              <w:bottom w:type="dxa" w:w="100"/>
+              <w:right w:type="dxa" w:w="140"/>
+            </w:tcMar>
+          </w:tcPr>
+          <w:p>
+            <w:pPr>
+              <w:jc w:val="right"/>
+            </w:pPr>
+            <w:r>
+              <w:rPr>
+                <w:rFonts w:ascii="Calibri" w:cs="Calibri" w:eastAsia="Calibri" w:hAnsi="Calibri"/>
+                <w:color w:val="0F172A"/>
+                <w:sz w:val="20"/>
+                <w:szCs w:val="20"/>
+              </w:rPr>
+              <w:t xml:space="preserve">Kısmi</w:t>
+            </w:r>
+          </w:p>
+        </w:tc>
+        <w:tc>
+          <w:tcPr>
+            <w:tcMar>
+              <w:top w:type="dxa" w:w="100"/>
+              <w:left w:type="dxa" w:w="140"/>
+              <w:bottom w:type="dxa" w:w="100"/>
+              <w:right w:type="dxa" w:w="140"/>
+            </w:tcMar>
+          </w:tcPr>
+          <w:p>
+            <w:pPr>
+              <w:jc w:val="right"/>
+            </w:pPr>
+            <w:r>
+              <w:rPr>
+                <w:rFonts w:ascii="Calibri" w:cs="Calibri" w:eastAsia="Calibri" w:hAnsi="Calibri"/>
+                <w:color w:val="0F172A"/>
+                <w:sz w:val="20"/>
+                <w:szCs w:val="20"/>
+              </w:rPr>
+              <w:t xml:space="preserve">Sadece pazaryeri</w:t>
+            </w:r>
+          </w:p>
+        </w:tc>
+        <w:tc>
+          <w:tcPr>
+            <w:tcMar>
+              <w:top w:type="dxa" w:w="100"/>
+              <w:left w:type="dxa" w:w="140"/>
+              <w:bottom w:type="dxa" w:w="100"/>
+              <w:right w:type="dxa" w:w="140"/>
+            </w:tcMar>
+          </w:tcPr>
+          <w:p>
+            <w:pPr>
+              <w:jc w:val="right"/>
+            </w:pPr>
+            <w:r>
+              <w:rPr>
+                <w:rFonts w:ascii="Calibri" w:cs="Calibri" w:eastAsia="Calibri" w:hAnsi="Calibri"/>
+                <w:color w:val="0F172A"/>
+                <w:sz w:val="20"/>
+                <w:szCs w:val="20"/>
+              </w:rPr>
+              <w:t xml:space="preserve">Hayır</w:t>
+            </w:r>
+          </w:p>
+        </w:tc>
+        <w:tc>
+          <w:tcPr>
+            <w:tcMar>
+              <w:top w:type="dxa" w:w="100"/>
+              <w:left w:type="dxa" w:w="140"/>
+              <w:bottom w:type="dxa" w:w="100"/>
+              <w:right w:type="dxa" w:w="140"/>
+            </w:tcMar>
+          </w:tcPr>
+          <w:p>
+            <w:pPr>
+              <w:jc w:val="right"/>
+            </w:pPr>
+            <w:r>
+              <w:rPr>
+                <w:rFonts w:ascii="Calibri" w:cs="Calibri" w:eastAsia="Calibri" w:hAnsi="Calibri"/>
+                <w:color w:val="0F172A"/>
+                <w:sz w:val="20"/>
+                <w:szCs w:val="20"/>
+              </w:rPr>
+              <w:t xml:space="preserve">Hayır</w:t>
+            </w:r>
+          </w:p>
+        </w:tc>
+        <w:tc>
+          <w:tcPr>
+            <w:tcMar>
+              <w:top w:type="dxa" w:w="100"/>
+              <w:left w:type="dxa" w:w="140"/>
+              <w:bottom w:type="dxa" w:w="100"/>
+              <w:right w:type="dxa" w:w="140"/>
+            </w:tcMar>
+          </w:tcPr>
+          <w:p>
+            <w:pPr>
+              <w:jc w:val="right"/>
+            </w:pPr>
+            <w:r>
+              <w:rPr>
+                <w:rFonts w:ascii="Calibri" w:cs="Calibri" w:eastAsia="Calibri" w:hAnsi="Calibri"/>
+                <w:color w:val="0F172A"/>
+                <w:sz w:val="20"/>
+                <w:szCs w:val="20"/>
+              </w:rPr>
+              <w:t xml:space="preserve">Evet</w:t>
+            </w:r>
+          </w:p>
+        </w:tc>
+      </w:tr>
+      <w:tr>
+        <w:tc>
+          <w:tcPr>
+            <w:tcMar>
+              <w:top w:type="dxa" w:w="100"/>
+              <w:left w:type="dxa" w:w="140"/>
+              <w:bottom w:type="dxa" w:w="100"/>
+              <w:right w:type="dxa" w:w="140"/>
+            </w:tcMar>
+          </w:tcPr>
+          <w:p>
+            <w:pPr>
+              <w:jc w:val="left"/>
+            </w:pPr>
+            <w:r>
+              <w:rPr>
+                <w:rFonts w:ascii="Calibri" w:cs="Calibri" w:eastAsia="Calibri" w:hAnsi="Calibri"/>
+                <w:b/>
+                <w:bCs/>
+                <w:color w:val="0F172A"/>
+                <w:sz w:val="20"/>
+                <w:szCs w:val="20"/>
+              </w:rPr>
+              <w:t xml:space="preserve">Multi-tenant mimari</w:t>
+            </w:r>
+          </w:p>
+        </w:tc>
+        <w:tc>
+          <w:tcPr>
+            <w:tcMar>
+              <w:top w:type="dxa" w:w="100"/>
+              <w:left w:type="dxa" w:w="140"/>
+              <w:bottom w:type="dxa" w:w="100"/>
+              <w:right w:type="dxa" w:w="140"/>
+            </w:tcMar>
+          </w:tcPr>
+          <w:p>
+            <w:pPr>
+              <w:jc w:val="right"/>
+            </w:pPr>
+            <w:r>
+              <w:rPr>
+                <w:rFonts w:ascii="Calibri" w:cs="Calibri" w:eastAsia="Calibri" w:hAnsi="Calibri"/>
+                <w:color w:val="0F172A"/>
+                <w:sz w:val="20"/>
+                <w:szCs w:val="20"/>
+              </w:rPr>
+              <w:t xml:space="preserve">Var</w:t>
+            </w:r>
+          </w:p>
+        </w:tc>
+        <w:tc>
+          <w:tcPr>
+            <w:tcMar>
+              <w:top w:type="dxa" w:w="100"/>
+              <w:left w:type="dxa" w:w="140"/>
+              <w:bottom w:type="dxa" w:w="100"/>
+              <w:right w:type="dxa" w:w="140"/>
+            </w:tcMar>
+          </w:tcPr>
+          <w:p>
+            <w:pPr>
+              <w:jc w:val="right"/>
+            </w:pPr>
+            <w:r>
+              <w:rPr>
+                <w:rFonts w:ascii="Calibri" w:cs="Calibri" w:eastAsia="Calibri" w:hAnsi="Calibri"/>
+                <w:color w:val="0F172A"/>
+                <w:sz w:val="20"/>
+                <w:szCs w:val="20"/>
+              </w:rPr>
+              <w:t xml:space="preserve">Genelde yok</w:t>
+            </w:r>
+          </w:p>
+        </w:tc>
+        <w:tc>
+          <w:tcPr>
+            <w:tcMar>
+              <w:top w:type="dxa" w:w="100"/>
+              <w:left w:type="dxa" w:w="140"/>
+              <w:bottom w:type="dxa" w:w="100"/>
+              <w:right w:type="dxa" w:w="140"/>
+            </w:tcMar>
+          </w:tcPr>
+          <w:p>
+            <w:pPr>
+              <w:jc w:val="right"/>
+            </w:pPr>
+            <w:r>
+              <w:rPr>
+                <w:rFonts w:ascii="Calibri" w:cs="Calibri" w:eastAsia="Calibri" w:hAnsi="Calibri"/>
+                <w:color w:val="0F172A"/>
+                <w:sz w:val="20"/>
+                <w:szCs w:val="20"/>
+              </w:rPr>
+              <w:t xml:space="preserve">Var</w:t>
+            </w:r>
+          </w:p>
+        </w:tc>
+        <w:tc>
+          <w:tcPr>
+            <w:tcMar>
+              <w:top w:type="dxa" w:w="100"/>
+              <w:left w:type="dxa" w:w="140"/>
+              <w:bottom w:type="dxa" w:w="100"/>
+              <w:right w:type="dxa" w:w="140"/>
+            </w:tcMar>
+          </w:tcPr>
+          <w:p>
+            <w:pPr>
+              <w:jc w:val="right"/>
+            </w:pPr>
+            <w:r>
+              <w:rPr>
+                <w:rFonts w:ascii="Calibri" w:cs="Calibri" w:eastAsia="Calibri" w:hAnsi="Calibri"/>
+                <w:color w:val="0F172A"/>
+                <w:sz w:val="20"/>
+                <w:szCs w:val="20"/>
+              </w:rPr>
+              <w:t xml:space="preserve">Genelde yok</w:t>
+            </w:r>
+          </w:p>
+        </w:tc>
+        <w:tc>
+          <w:tcPr>
+            <w:tcMar>
+              <w:top w:type="dxa" w:w="100"/>
+              <w:left w:type="dxa" w:w="140"/>
+              <w:bottom w:type="dxa" w:w="100"/>
+              <w:right w:type="dxa" w:w="140"/>
+            </w:tcMar>
+          </w:tcPr>
+          <w:p>
+            <w:pPr>
+              <w:jc w:val="right"/>
+            </w:pPr>
+            <w:r>
+              <w:rPr>
+                <w:rFonts w:ascii="Calibri" w:cs="Calibri" w:eastAsia="Calibri" w:hAnsi="Calibri"/>
+                <w:color w:val="0F172A"/>
+                <w:sz w:val="20"/>
+                <w:szCs w:val="20"/>
+              </w:rPr>
+              <w:t xml:space="preserve">Değişken</w:t>
+            </w:r>
+          </w:p>
+        </w:tc>
+        <w:tc>
+          <w:tcPr>
+            <w:tcMar>
+              <w:top w:type="dxa" w:w="100"/>
+              <w:left w:type="dxa" w:w="140"/>
+              <w:bottom w:type="dxa" w:w="100"/>
+              <w:right w:type="dxa" w:w="140"/>
+            </w:tcMar>
+          </w:tcPr>
+          <w:p>
+            <w:pPr>
+              <w:jc w:val="right"/>
+            </w:pPr>
+            <w:r>
+              <w:rPr>
+                <w:rFonts w:ascii="Calibri" w:cs="Calibri" w:eastAsia="Calibri" w:hAnsi="Calibri"/>
+                <w:color w:val="0F172A"/>
+                <w:sz w:val="20"/>
+                <w:szCs w:val="20"/>
+              </w:rPr>
+              <w:t xml:space="preserve">Var</w:t>
+            </w:r>
+          </w:p>
+        </w:tc>
+      </w:tr>
+      <w:tr>
+        <w:tc>
+          <w:tcPr>
+            <w:tcMar>
+              <w:top w:type="dxa" w:w="100"/>
+              <w:left w:type="dxa" w:w="140"/>
+              <w:bottom w:type="dxa" w:w="100"/>
+              <w:right w:type="dxa" w:w="140"/>
+            </w:tcMar>
+          </w:tcPr>
+          <w:p>
+            <w:pPr>
+              <w:jc w:val="left"/>
+            </w:pPr>
+            <w:r>
+              <w:rPr>
+                <w:rFonts w:ascii="Calibri" w:cs="Calibri" w:eastAsia="Calibri" w:hAnsi="Calibri"/>
+                <w:b/>
+                <w:bCs/>
+                <w:color w:val="0F172A"/>
+                <w:sz w:val="20"/>
+                <w:szCs w:val="20"/>
+              </w:rPr>
+              <w:t xml:space="preserve">B2B firma ağı</w:t>
+            </w:r>
+          </w:p>
+        </w:tc>
+        <w:tc>
+          <w:tcPr>
+            <w:tcMar>
+              <w:top w:type="dxa" w:w="100"/>
+              <w:left w:type="dxa" w:w="140"/>
+              <w:bottom w:type="dxa" w:w="100"/>
+              <w:right w:type="dxa" w:w="140"/>
+            </w:tcMar>
+          </w:tcPr>
+          <w:p>
+            <w:pPr>
+              <w:jc w:val="right"/>
+            </w:pPr>
+            <w:r>
+              <w:rPr>
+                <w:rFonts w:ascii="Calibri" w:cs="Calibri" w:eastAsia="Calibri" w:hAnsi="Calibri"/>
+                <w:color w:val="0F172A"/>
+                <w:sz w:val="20"/>
+                <w:szCs w:val="20"/>
+              </w:rPr>
+              <w:t xml:space="preserve">Yok</w:t>
+            </w:r>
+          </w:p>
+        </w:tc>
+        <w:tc>
+          <w:tcPr>
+            <w:tcMar>
+              <w:top w:type="dxa" w:w="100"/>
+              <w:left w:type="dxa" w:w="140"/>
+              <w:bottom w:type="dxa" w:w="100"/>
+              <w:right w:type="dxa" w:w="140"/>
+            </w:tcMar>
+          </w:tcPr>
+          <w:p>
+            <w:pPr>
+              <w:jc w:val="right"/>
+            </w:pPr>
+            <w:r>
+              <w:rPr>
+                <w:rFonts w:ascii="Calibri" w:cs="Calibri" w:eastAsia="Calibri" w:hAnsi="Calibri"/>
+                <w:color w:val="0F172A"/>
+                <w:sz w:val="20"/>
+                <w:szCs w:val="20"/>
+              </w:rPr>
+              <w:t xml:space="preserve">Yok</w:t>
+            </w:r>
+          </w:p>
+        </w:tc>
+        <w:tc>
+          <w:tcPr>
+            <w:tcMar>
+              <w:top w:type="dxa" w:w="100"/>
+              <w:left w:type="dxa" w:w="140"/>
+              <w:bottom w:type="dxa" w:w="100"/>
+              <w:right w:type="dxa" w:w="140"/>
+            </w:tcMar>
+          </w:tcPr>
+          <w:p>
+            <w:pPr>
+              <w:jc w:val="right"/>
+            </w:pPr>
+            <w:r>
+              <w:rPr>
+                <w:rFonts w:ascii="Calibri" w:cs="Calibri" w:eastAsia="Calibri" w:hAnsi="Calibri"/>
+                <w:color w:val="0F172A"/>
+                <w:sz w:val="20"/>
+                <w:szCs w:val="20"/>
+              </w:rPr>
+              <w:t xml:space="preserve">Yok</w:t>
+            </w:r>
+          </w:p>
+        </w:tc>
+        <w:tc>
+          <w:tcPr>
+            <w:tcMar>
+              <w:top w:type="dxa" w:w="100"/>
+              <w:left w:type="dxa" w:w="140"/>
+              <w:bottom w:type="dxa" w:w="100"/>
+              <w:right w:type="dxa" w:w="140"/>
+            </w:tcMar>
+          </w:tcPr>
+          <w:p>
+            <w:pPr>
+              <w:jc w:val="right"/>
+            </w:pPr>
+            <w:r>
+              <w:rPr>
+                <w:rFonts w:ascii="Calibri" w:cs="Calibri" w:eastAsia="Calibri" w:hAnsi="Calibri"/>
+                <w:color w:val="0F172A"/>
+                <w:sz w:val="20"/>
+                <w:szCs w:val="20"/>
+              </w:rPr>
+              <w:t xml:space="preserve">Yok</w:t>
+            </w:r>
+          </w:p>
+        </w:tc>
+        <w:tc>
+          <w:tcPr>
+            <w:tcMar>
+              <w:top w:type="dxa" w:w="100"/>
+              <w:left w:type="dxa" w:w="140"/>
+              <w:bottom w:type="dxa" w:w="100"/>
+              <w:right w:type="dxa" w:w="140"/>
+            </w:tcMar>
+          </w:tcPr>
+          <w:p>
+            <w:pPr>
+              <w:jc w:val="right"/>
+            </w:pPr>
+            <w:r>
+              <w:rPr>
+                <w:rFonts w:ascii="Calibri" w:cs="Calibri" w:eastAsia="Calibri" w:hAnsi="Calibri"/>
+                <w:color w:val="0F172A"/>
+                <w:sz w:val="20"/>
+                <w:szCs w:val="20"/>
+              </w:rPr>
+              <w:t xml:space="preserve">Yok</w:t>
+            </w:r>
+          </w:p>
+        </w:tc>
+        <w:tc>
+          <w:tcPr>
+            <w:tcMar>
+              <w:top w:type="dxa" w:w="100"/>
+              <w:left w:type="dxa" w:w="140"/>
+              <w:bottom w:type="dxa" w:w="100"/>
+              <w:right w:type="dxa" w:w="140"/>
+            </w:tcMar>
+          </w:tcPr>
+          <w:p>
+            <w:pPr>
+              <w:jc w:val="right"/>
+            </w:pPr>
+            <w:r>
+              <w:rPr>
+                <w:rFonts w:ascii="Calibri" w:cs="Calibri" w:eastAsia="Calibri" w:hAnsi="Calibri"/>
+                <w:color w:val="0F172A"/>
+                <w:sz w:val="20"/>
+                <w:szCs w:val="20"/>
+              </w:rPr>
+              <w:t xml:space="preserve">Çekirdek (Faz 4)</w:t>
+            </w:r>
+          </w:p>
+        </w:tc>
+      </w:tr>
+      <w:tr>
+        <w:tc>
+          <w:tcPr>
+            <w:tcMar>
+              <w:top w:type="dxa" w:w="100"/>
+              <w:left w:type="dxa" w:w="140"/>
+              <w:bottom w:type="dxa" w:w="100"/>
+              <w:right w:type="dxa" w:w="140"/>
+            </w:tcMar>
+          </w:tcPr>
+          <w:p>
+            <w:pPr>
+              <w:jc w:val="left"/>
+            </w:pPr>
+            <w:r>
+              <w:rPr>
+                <w:rFonts w:ascii="Calibri" w:cs="Calibri" w:eastAsia="Calibri" w:hAnsi="Calibri"/>
+                <w:b/>
+                <w:bCs/>
+                <w:color w:val="0F172A"/>
+                <w:sz w:val="20"/>
+                <w:szCs w:val="20"/>
+              </w:rPr>
+              <w:t xml:space="preserve">AI fiyat / OCR</w:t>
+            </w:r>
+          </w:p>
+        </w:tc>
+        <w:tc>
+          <w:tcPr>
+            <w:tcMar>
+              <w:top w:type="dxa" w:w="100"/>
+              <w:left w:type="dxa" w:w="140"/>
+              <w:bottom w:type="dxa" w:w="100"/>
+              <w:right w:type="dxa" w:w="140"/>
+            </w:tcMar>
+          </w:tcPr>
+          <w:p>
+            <w:pPr>
+              <w:jc w:val="right"/>
+            </w:pPr>
+            <w:r>
+              <w:rPr>
+                <w:rFonts w:ascii="Calibri" w:cs="Calibri" w:eastAsia="Calibri" w:hAnsi="Calibri"/>
+                <w:color w:val="0F172A"/>
+                <w:sz w:val="20"/>
+                <w:szCs w:val="20"/>
+              </w:rPr>
+              <w:t xml:space="preserve">Erken</w:t>
+            </w:r>
+          </w:p>
+        </w:tc>
+        <w:tc>
+          <w:tcPr>
+            <w:tcMar>
+              <w:top w:type="dxa" w:w="100"/>
+              <w:left w:type="dxa" w:w="140"/>
+              <w:bottom w:type="dxa" w:w="100"/>
+              <w:right w:type="dxa" w:w="140"/>
+            </w:tcMar>
+          </w:tcPr>
+          <w:p>
+            <w:pPr>
+              <w:jc w:val="right"/>
+            </w:pPr>
+            <w:r>
+              <w:rPr>
+                <w:rFonts w:ascii="Calibri" w:cs="Calibri" w:eastAsia="Calibri" w:hAnsi="Calibri"/>
+                <w:color w:val="0F172A"/>
+                <w:sz w:val="20"/>
+                <w:szCs w:val="20"/>
+              </w:rPr>
+              <w:t xml:space="preserve">Geç adapte</w:t>
+            </w:r>
+          </w:p>
+        </w:tc>
+        <w:tc>
+          <w:tcPr>
+            <w:tcMar>
+              <w:top w:type="dxa" w:w="100"/>
+              <w:left w:type="dxa" w:w="140"/>
+              <w:bottom w:type="dxa" w:w="100"/>
+              <w:right w:type="dxa" w:w="140"/>
+            </w:tcMar>
+          </w:tcPr>
+          <w:p>
+            <w:pPr>
+              <w:jc w:val="right"/>
+            </w:pPr>
+            <w:r>
+              <w:rPr>
+                <w:rFonts w:ascii="Calibri" w:cs="Calibri" w:eastAsia="Calibri" w:hAnsi="Calibri"/>
+                <w:color w:val="0F172A"/>
+                <w:sz w:val="20"/>
+                <w:szCs w:val="20"/>
+              </w:rPr>
+              <w:t xml:space="preserve">Sınırlı</w:t>
+            </w:r>
+          </w:p>
+        </w:tc>
+        <w:tc>
+          <w:tcPr>
+            <w:tcMar>
+              <w:top w:type="dxa" w:w="100"/>
+              <w:left w:type="dxa" w:w="140"/>
+              <w:bottom w:type="dxa" w:w="100"/>
+              <w:right w:type="dxa" w:w="140"/>
+            </w:tcMar>
+          </w:tcPr>
+          <w:p>
+            <w:pPr>
+              <w:jc w:val="right"/>
+            </w:pPr>
+            <w:r>
+              <w:rPr>
+                <w:rFonts w:ascii="Calibri" w:cs="Calibri" w:eastAsia="Calibri" w:hAnsi="Calibri"/>
+                <w:color w:val="0F172A"/>
+                <w:sz w:val="20"/>
+                <w:szCs w:val="20"/>
+              </w:rPr>
+              <w:t xml:space="preserve">Yok</w:t>
+            </w:r>
+          </w:p>
+        </w:tc>
+        <w:tc>
+          <w:tcPr>
+            <w:tcMar>
+              <w:top w:type="dxa" w:w="100"/>
+              <w:left w:type="dxa" w:w="140"/>
+              <w:bottom w:type="dxa" w:w="100"/>
+              <w:right w:type="dxa" w:w="140"/>
+            </w:tcMar>
+          </w:tcPr>
+          <w:p>
+            <w:pPr>
+              <w:jc w:val="right"/>
+            </w:pPr>
+            <w:r>
+              <w:rPr>
+                <w:rFonts w:ascii="Calibri" w:cs="Calibri" w:eastAsia="Calibri" w:hAnsi="Calibri"/>
+                <w:color w:val="0F172A"/>
+                <w:sz w:val="20"/>
+                <w:szCs w:val="20"/>
+              </w:rPr>
+              <w:t xml:space="preserve">Bazıları</w:t>
+            </w:r>
+          </w:p>
+        </w:tc>
+        <w:tc>
+          <w:tcPr>
+            <w:tcMar>
+              <w:top w:type="dxa" w:w="100"/>
+              <w:left w:type="dxa" w:w="140"/>
+              <w:bottom w:type="dxa" w:w="100"/>
+              <w:right w:type="dxa" w:w="140"/>
+            </w:tcMar>
+          </w:tcPr>
+          <w:p>
+            <w:pPr>
+              <w:jc w:val="right"/>
+            </w:pPr>
+            <w:r>
+              <w:rPr>
+                <w:rFonts w:ascii="Calibri" w:cs="Calibri" w:eastAsia="Calibri" w:hAnsi="Calibri"/>
+                <w:color w:val="0F172A"/>
+                <w:sz w:val="20"/>
+                <w:szCs w:val="20"/>
+              </w:rPr>
+              <w:t xml:space="preserve">Çekirdek (Faz 5)</w:t>
             </w:r>
           </w:p>
         </w:tc>
@@ -3632,7 +5192,7 @@
           <w:sz w:val="22"/>
           <w:szCs w:val="22"/>
         </w:rPr>
-        <w:t xml:space="preserve">Müşteri verisi büyüdükçe karlılık önerileri sektör benchmarklarına dönüşür.</w:t>
+        <w:t xml:space="preserve">Müşteri verisi büyüdükçe karlılık önerileri sektör benchmarklarına dönüşür — taklit edilemez veri katmanı.</w:t>
       </w:r>
     </w:p>
     <w:p>
@@ -3692,7 +5252,7 @@
           <w:sz w:val="22"/>
           <w:szCs w:val="22"/>
         </w:rPr>
-        <w:t xml:space="preserve">Firma sayısı arttıkça B2B ağı her yeni üye için daha değerli hale gelir.</w:t>
+        <w:t xml:space="preserve">Firma sayısı arttıkça B2B ağı her yeni üye için daha değerli hale gelir — klasik ağ etkisi.</w:t>
       </w:r>
     </w:p>
     <w:p>
@@ -4409,7 +5969,7 @@
           <w:sz w:val="22"/>
           <w:szCs w:val="22"/>
         </w:rPr>
-        <w:t xml:space="preserve">[doldurulacak: ilk pilot tenant'ın (PROSAN ENDÜSTRİ) gerçek operasyon ihtiyacından doğan ürün geri bildirim döngüsü.]</w:t>
+        <w:t xml:space="preserve">[doldurulacak: ilk pilot tenant'ın (endüstriyel dikey) gerçek operasyon ihtiyacından doğan ürün geri bildirim döngüsü.]</w:t>
       </w:r>
     </w:p>
     <w:p>
